--- a/word_reports/LP_0369_위치_368_Vicky Leandros_Those Were.docx
+++ b/word_reports/LP_0369_위치_368_Vicky Leandros_Those Were.docx
@@ -4,7 +4,7 @@
   <w:body>
     <w:p>
       <w:pPr>
-        <w:spacing w:after="280"/>
+        <w:spacing w:after="80"/>
       </w:pPr>
       <w:r>
         <w:rPr w:rFonts="맑은 고딕">
@@ -13,94 +13,47 @@
           <w:color w:val="1E3A8A"/>
           <w:sz w:val="30"/>
         </w:rPr>
-        <w:t>[368] Vicky Leandros - Those Were The Days</w:t>
+        <w:t>Vicky Leandros (비키 레안드로스) - Those Were The Days</w:t>
       </w:r>
     </w:p>
     <w:p>
       <w:pPr>
-        <w:spacing w:after="320"/>
+        <w:spacing w:after="240"/>
       </w:pPr>
       <w:r>
         <w:rPr w:rFonts="맑은 고딕">
           <w:rFonts w:ascii="맑은 고딕" w:hAnsi="맑은 고딕" w:eastAsia="맑은 고딕"/>
           <w:b/>
-          <w:sz w:val="20"/>
+          <w:color w:val="4B5563"/>
+          <w:sz w:val="22"/>
         </w:rPr>
-        <w:t>■ 위치 : 368</w:t>
-        <w:br/>
-      </w:r>
-      <w:r>
-        <w:rPr w:rFonts="맑은 고딕">
-          <w:rFonts w:ascii="맑은 고딕" w:hAnsi="맑은 고딕" w:eastAsia="맑은 고딕"/>
-          <w:b/>
-          <w:sz w:val="20"/>
-        </w:rPr>
-        <w:t>■ 아티스트 : Vicky Leandros</w:t>
-        <w:br/>
-      </w:r>
-      <w:r>
-        <w:rPr w:rFonts="맑은 고딕">
-          <w:rFonts w:ascii="맑은 고딕" w:hAnsi="맑은 고딕" w:eastAsia="맑은 고딕"/>
-          <w:b/>
-          <w:sz w:val="20"/>
-        </w:rPr>
-        <w:t>■ 앨범명 : Those Were The Days</w:t>
-        <w:br/>
-      </w:r>
-      <w:r>
-        <w:rPr w:rFonts="맑은 고딕">
-          <w:rFonts w:ascii="맑은 고딕" w:hAnsi="맑은 고딕" w:eastAsia="맑은 고딕"/>
-          <w:b w:val="0"/>
-          <w:sz w:val="20"/>
-        </w:rPr>
-        <w:t>■ 음반 레이블 : Philips</w:t>
-        <w:br/>
-      </w:r>
-      <w:r>
-        <w:rPr w:rFonts="맑은 고딕">
-          <w:rFonts w:ascii="맑은 고딕" w:hAnsi="맑은 고딕" w:eastAsia="맑은 고딕"/>
-          <w:b w:val="0"/>
-          <w:sz w:val="20"/>
-        </w:rPr>
-        <w:t>■ 발매년도 : 1968</w:t>
-        <w:br/>
-      </w:r>
-      <w:r>
-        <w:rPr w:rFonts="맑은 고딕">
-          <w:rFonts w:ascii="맑은 고딕" w:hAnsi="맑은 고딕" w:eastAsia="맑은 고딕"/>
-          <w:b w:val="0"/>
-          <w:sz w:val="20"/>
-        </w:rPr>
-        <w:t>■ 장르 : 팝, 샹송, 슐라거 (Pop, Chanson, Schlager)</w:t>
-        <w:br/>
-      </w:r>
-      <w:r>
-        <w:rPr w:rFonts="맑은 고딕">
-          <w:rFonts w:ascii="맑은 고딕" w:hAnsi="맑은 고딕" w:eastAsia="맑은 고딕"/>
-          <w:b w:val="0"/>
-          <w:sz w:val="20"/>
-        </w:rPr>
-        <w:t>■ 주요 수록곡 : 1. Those Were The Days</w:t>
-        <w:br/>
+        <w:t>위치 :  368</w:t>
       </w:r>
     </w:p>
     <w:p>
       <w:pPr>
-        <w:spacing w:after="160"/>
+        <w:spacing w:line="324" w:lineRule="auto" w:before="80" w:after="160"/>
       </w:pPr>
       <w:r>
         <w:rPr w:rFonts="맑은 고딕">
           <w:rFonts w:ascii="맑은 고딕" w:hAnsi="맑은 고딕" w:eastAsia="맑은 고딕"/>
           <w:b/>
           <w:color w:val="1F2937"/>
-          <w:sz w:val="24"/>
+          <w:sz w:val="22"/>
         </w:rPr>
-        <w:t>■ 음반 해설 및 감상 가이드</w:t>
+        <w:t xml:space="preserve">[음반 소개] </w:t>
+      </w:r>
+      <w:r>
+        <w:rPr w:rFonts="맑은 고딕">
+          <w:rFonts w:ascii="맑은 고딕" w:hAnsi="맑은 고딕" w:eastAsia="맑은 고딕"/>
+          <w:b w:val="0"/>
+          <w:sz w:val="21"/>
+        </w:rPr>
       </w:r>
     </w:p>
     <w:p>
       <w:pPr>
-        <w:spacing w:line="312" w:lineRule="auto" w:after="120"/>
+        <w:spacing w:line="324" w:lineRule="auto" w:after="120"/>
       </w:pPr>
       <w:r>
         <w:rPr w:rFonts="맑은 고딕">
@@ -108,51 +61,516 @@
           <w:b w:val="0"/>
           <w:sz w:val="21"/>
         </w:rPr>
-        <w:t>1960년대 후반, 유럽 발라드와 팝 음악의 경계를 허물며 세계적인 사랑을 받은 그리스 출신의 명가수 비키 리안드로스(Vicky Leandros)의 대표작 《Those Were The Days》는 그녀의 전성기 음악적 정수를 담아낸 음반입니다. 1967년 유로비전 송 콘테스트에서 〈L'amour est bleu(건너온 사랑)〉로 세계적인 주목을 받은 직후 발매된 이 앨범은, 그녀를 단순한 유럽의 라이징 스타에서 글로벌 팝 아이콘으로 자리매김하게 만든 결정적인 작품입니다.</w:t>
+        <w:t>지중해의 따사로운 햇살과 유럽 대륙의 고혹적인 낭만을 오롯이 머금은 비키 레안드로스의 목소리는 시대를 초월하여 우리의 가슴을 촉촉하게 적십니다. 1960년대 후반 유러피언 팝의 정취를 집대성한 본 음반 *Those Were The Days*는 청춘의 눈부신 환희와 지나간 날들에 대한 아련한 노스탤지어를 극진한 품격으로 길어 올린 명반입니다. 유려한 오케스트레이션과 그녀의 드라마틱한 가창이 빚어내는 서정적 울림은 한 세대의 감수성을 관통하며 깊은 감정의 정화를 선사합니다. 턴테이블의 바늘 끝을 타고 흐르는 우아한 선율은 아득한 과거의 가장 빛나던 순간으로 청자를 조용히 이끕니다.</w:t>
       </w:r>
     </w:p>
     <w:p>
       <w:pPr>
-        <w:spacing w:line="312" w:lineRule="auto" w:after="120"/>
+        <w:spacing w:line="324" w:lineRule="auto" w:before="200" w:after="80"/>
       </w:pPr>
+      <w:r>
+        <w:rPr w:rFonts="맑은 고딕">
+          <w:rFonts w:ascii="맑은 고딕" w:hAnsi="맑은 고딕" w:eastAsia="맑은 고딕"/>
+          <w:b/>
+          <w:color w:val="1E3A8A"/>
+          <w:sz w:val="24"/>
+        </w:rPr>
+        <w:t>1. 음반 데이터</w:t>
+      </w:r>
+    </w:p>
+    <w:p>
+      <w:pPr>
+        <w:spacing w:line="324" w:lineRule="auto" w:after="80"/>
+      </w:pPr>
+      <w:r>
+        <w:rPr w:rFonts="맑은 고딕">
+          <w:rFonts w:ascii="맑은 고딕" w:hAnsi="맑은 고딕" w:eastAsia="맑은 고딕"/>
+          <w:b w:val="0"/>
+          <w:color w:val="6B7280"/>
+          <w:sz w:val="21"/>
+        </w:rPr>
+        <w:t xml:space="preserve">· </w:t>
+      </w:r>
+      <w:r>
+        <w:rPr w:rFonts="맑은 고딕">
+          <w:rFonts w:ascii="맑은 고딕" w:hAnsi="맑은 고딕" w:eastAsia="맑은 고딕"/>
+          <w:b/>
+          <w:color w:val="1F2937"/>
+          <w:sz w:val="21"/>
+        </w:rPr>
+        <w:t xml:space="preserve">앨범명: </w:t>
+      </w:r>
       <w:r>
         <w:rPr w:rFonts="맑은 고딕">
           <w:rFonts w:ascii="맑은 고딕" w:hAnsi="맑은 고딕" w:eastAsia="맑은 고딕"/>
           <w:b w:val="0"/>
           <w:sz w:val="21"/>
         </w:rPr>
-        <w:t>이 음반은 지중해의 깊은 서정과 유럽 전통 샹송의 고전미, 그리고 음반사 필립스(Philips) 특유의 클래시컬하고 풍성한 오케스트레이션이 오묘한 조화를 이룹니다. 비키 리안드로스의 보컬은 맑고 청아하면서도 그 안에 깊은 울림과 드라마틱한 표현력을 품고 있어, 청자에게 지나간 날들에 대한 아련한 향수와 깊은 감동을 동시에 선사합니다. 세련된 스트링 편곡과 어쿠스틱 악기들의 섬세한 배치는 60년대 LP 오디오 아날로그 사운드의 진수를 보여줍니다.</w:t>
+        <w:t>Those Were The Days</w:t>
       </w:r>
     </w:p>
     <w:p>
       <w:pPr>
-        <w:spacing w:line="312" w:lineRule="auto" w:after="120"/>
+        <w:spacing w:line="324" w:lineRule="auto" w:after="80"/>
       </w:pPr>
+      <w:r>
+        <w:rPr w:rFonts="맑은 고딕">
+          <w:rFonts w:ascii="맑은 고딕" w:hAnsi="맑은 고딕" w:eastAsia="맑은 고딕"/>
+          <w:b w:val="0"/>
+          <w:color w:val="6B7280"/>
+          <w:sz w:val="21"/>
+        </w:rPr>
+        <w:t xml:space="preserve">· </w:t>
+      </w:r>
+      <w:r>
+        <w:rPr w:rFonts="맑은 고딕">
+          <w:rFonts w:ascii="맑은 고딕" w:hAnsi="맑은 고딕" w:eastAsia="맑은 고딕"/>
+          <w:b/>
+          <w:color w:val="1F2937"/>
+          <w:sz w:val="21"/>
+        </w:rPr>
+        <w:t xml:space="preserve">아티스트: </w:t>
+      </w:r>
       <w:r>
         <w:rPr w:rFonts="맑은 고딕">
           <w:rFonts w:ascii="맑은 고딕" w:hAnsi="맑은 고딕" w:eastAsia="맑은 고딕"/>
           <w:b w:val="0"/>
           <w:sz w:val="21"/>
         </w:rPr>
-        <w:t>타이틀곡인 〈Those Were The Days〉는 러시아 민요에 기반을 둔 명곡으로, 메리 홉킨(Mary Hopkin)의 버전과 더불어 비키 리안드로스만의 드라마틱하고 정념 어린 보컬 해석이 돋보이는 트랙입니다. 또한, 그녀를 전 세계에 알린 명곡 〈Love Is Blue〉의 영문 버전과 프랑스어 버전인 〈Le Temps Des Fleurs〉가 함께 수록되어 있어 언어의 장벽을 넘어선 그녀의 범세계적 감수성을 감상할 수 있습니다. 수록곡 전반에 걸쳐 일관되게 흐르는 우아한 멜로디라인은 음반 전체의 완성도를 더욱 높여줍니다.</w:t>
+        <w:t>Vicky Leandros (비키 레안드로스)</w:t>
       </w:r>
     </w:p>
     <w:p>
       <w:pPr>
-        <w:spacing w:line="312" w:lineRule="auto" w:after="120"/>
+        <w:spacing w:line="324" w:lineRule="auto" w:after="80"/>
       </w:pPr>
+      <w:r>
+        <w:rPr w:rFonts="맑은 고딕">
+          <w:rFonts w:ascii="맑은 고딕" w:hAnsi="맑은 고딕" w:eastAsia="맑은 고딕"/>
+          <w:b w:val="0"/>
+          <w:color w:val="6B7280"/>
+          <w:sz w:val="21"/>
+        </w:rPr>
+        <w:t xml:space="preserve">· </w:t>
+      </w:r>
+      <w:r>
+        <w:rPr w:rFonts="맑은 고딕">
+          <w:rFonts w:ascii="맑은 고딕" w:hAnsi="맑은 고딕" w:eastAsia="맑은 고딕"/>
+          <w:b/>
+          <w:color w:val="1F2937"/>
+          <w:sz w:val="21"/>
+        </w:rPr>
+        <w:t xml:space="preserve">발매 정보: </w:t>
+      </w:r>
       <w:r>
         <w:rPr w:rFonts="맑은 고딕">
           <w:rFonts w:ascii="맑은 고딕" w:hAnsi="맑은 고딕" w:eastAsia="맑은 고딕"/>
           <w:b w:val="0"/>
           <w:sz w:val="21"/>
         </w:rPr>
-        <w:t>아날로그 LP 바이닐로 감상하는 이 음반은 따뜻하고 풍부한 중저음역대 위로 피어오르는 비키 리안드로스의 미성을 가장 완벽하게 담아냅니다. 1960년대 클래식 팝의 낭만과 고풍스러운 유럽 감성을 오롯이 느낄 수 있는 이 앨범은, 시간이 흘러도 변하지 않는 보컬리스트의 매력과 명곡의 가치를 품격 있게 증명해 주는 소장 가치 높은 명반입니다.</w:t>
+        <w:t>1960년대 후반 세계적인 반향을 일으킨 명곡을 표제작으로 삼아 필립스(Philips) 레이블을 중심으로 유럽 및 글로벌 시장에 발매된 정규 앨범으로, 샹송의 우아함과 팝의 대중성을 이상적으로 융합한 역사적 작품입니다.</w:t>
+      </w:r>
+    </w:p>
+    <w:p>
+      <w:pPr>
+        <w:spacing w:line="324" w:lineRule="auto" w:after="80"/>
+      </w:pPr>
+      <w:r>
+        <w:rPr w:rFonts="맑은 고딕">
+          <w:rFonts w:ascii="맑은 고딕" w:hAnsi="맑은 고딕" w:eastAsia="맑은 고딕"/>
+          <w:b w:val="0"/>
+          <w:color w:val="6B7280"/>
+          <w:sz w:val="21"/>
+        </w:rPr>
+        <w:t xml:space="preserve">· </w:t>
+      </w:r>
+      <w:r>
+        <w:rPr w:rFonts="맑은 고딕">
+          <w:rFonts w:ascii="맑은 고딕" w:hAnsi="맑은 고딕" w:eastAsia="맑은 고딕"/>
+          <w:b/>
+          <w:color w:val="1F2937"/>
+          <w:sz w:val="21"/>
+        </w:rPr>
+        <w:t xml:space="preserve">LP 인기도(판매량): </w:t>
+      </w:r>
+      <w:r>
+        <w:rPr w:rFonts="맑은 고딕">
+          <w:rFonts w:ascii="맑은 고딕" w:hAnsi="맑은 고딕" w:eastAsia="맑은 고딕"/>
+          <w:b w:val="0"/>
+          <w:sz w:val="21"/>
+        </w:rPr>
+        <w:t>발매 직후 유럽 각국의 주요 앨범 차트 최상위권을 휩쓸고 영국, 일본을 비롯한 전 세계 시장에서 수백만 장의 판매고를 기록하며 다수의 골드 레코드를 달성한 메가 히트 음반입니다.</w:t>
+      </w:r>
+    </w:p>
+    <w:p>
+      <w:pPr>
+        <w:spacing w:line="324" w:lineRule="auto" w:after="80"/>
+      </w:pPr>
+      <w:r>
+        <w:rPr w:rFonts="맑은 고딕">
+          <w:rFonts w:ascii="맑은 고딕" w:hAnsi="맑은 고딕" w:eastAsia="맑은 고딕"/>
+          <w:b w:val="0"/>
+          <w:color w:val="6B7280"/>
+          <w:sz w:val="21"/>
+        </w:rPr>
+        <w:t xml:space="preserve">· </w:t>
+      </w:r>
+      <w:r>
+        <w:rPr w:rFonts="맑은 고딕">
+          <w:rFonts w:ascii="맑은 고딕" w:hAnsi="맑은 고딕" w:eastAsia="맑은 고딕"/>
+          <w:b/>
+          <w:color w:val="1F2937"/>
+          <w:sz w:val="21"/>
+        </w:rPr>
+        <w:t xml:space="preserve">각종 수상경력: </w:t>
+      </w:r>
+      <w:r>
+        <w:rPr w:rFonts="맑은 고딕">
+          <w:rFonts w:ascii="맑은 고딕" w:hAnsi="맑은 고딕" w:eastAsia="맑은 고딕"/>
+          <w:b w:val="0"/>
+          <w:sz w:val="21"/>
+        </w:rPr>
+        <w:t>유로비전 송 콘테스트를 통해 확립된 세계적인 디바로서의 위상을 공고히 하며, 다수의 인터내셔널 음반 차트 석권 및 골든 레코드 트로피를 수상하여 대중성과 예술성을 공인받았습니다.</w:t>
+      </w:r>
+    </w:p>
+    <w:p>
+      <w:pPr>
+        <w:spacing w:line="324" w:lineRule="auto" w:before="200" w:after="80"/>
+      </w:pPr>
+      <w:r>
+        <w:rPr w:rFonts="맑은 고딕">
+          <w:rFonts w:ascii="맑은 고딕" w:hAnsi="맑은 고딕" w:eastAsia="맑은 고딕"/>
+          <w:b/>
+          <w:color w:val="1E3A8A"/>
+          <w:sz w:val="24"/>
+        </w:rPr>
+        <w:t>2. 아티스트 정보</w:t>
+      </w:r>
+    </w:p>
+    <w:p>
+      <w:pPr>
+        <w:spacing w:line="324" w:lineRule="auto" w:after="80"/>
+      </w:pPr>
+      <w:r>
+        <w:rPr w:rFonts="맑은 고딕">
+          <w:rFonts w:ascii="맑은 고딕" w:hAnsi="맑은 고딕" w:eastAsia="맑은 고딕"/>
+          <w:b w:val="0"/>
+          <w:color w:val="6B7280"/>
+          <w:sz w:val="21"/>
+        </w:rPr>
+        <w:t xml:space="preserve">· </w:t>
+      </w:r>
+      <w:r>
+        <w:rPr w:rFonts="맑은 고딕">
+          <w:rFonts w:ascii="맑은 고딕" w:hAnsi="맑은 고딕" w:eastAsia="맑은 고딕"/>
+          <w:b/>
+          <w:color w:val="1F2937"/>
+          <w:sz w:val="21"/>
+        </w:rPr>
+        <w:t xml:space="preserve">국적: </w:t>
+      </w:r>
+      <w:r>
+        <w:rPr w:rFonts="맑은 고딕">
+          <w:rFonts w:ascii="맑은 고딕" w:hAnsi="맑은 고딕" w:eastAsia="맑은 고딕"/>
+          <w:b w:val="0"/>
+          <w:sz w:val="21"/>
+        </w:rPr>
+        <w:t>그리스 (Greece)</w:t>
+      </w:r>
+    </w:p>
+    <w:p>
+      <w:pPr>
+        <w:spacing w:line="324" w:lineRule="auto" w:after="80"/>
+      </w:pPr>
+      <w:r>
+        <w:rPr w:rFonts="맑은 고딕">
+          <w:rFonts w:ascii="맑은 고딕" w:hAnsi="맑은 고딕" w:eastAsia="맑은 고딕"/>
+          <w:b w:val="0"/>
+          <w:color w:val="6B7280"/>
+          <w:sz w:val="21"/>
+        </w:rPr>
+        <w:t xml:space="preserve">· </w:t>
+      </w:r>
+      <w:r>
+        <w:rPr w:rFonts="맑은 고딕">
+          <w:rFonts w:ascii="맑은 고딕" w:hAnsi="맑은 고딕" w:eastAsia="맑은 고딕"/>
+          <w:b/>
+          <w:color w:val="1F2937"/>
+          <w:sz w:val="21"/>
+        </w:rPr>
+        <w:t xml:space="preserve">생몰년도: </w:t>
+      </w:r>
+      <w:r>
+        <w:rPr w:rFonts="맑은 고딕">
+          <w:rFonts w:ascii="맑은 고딕" w:hAnsi="맑은 고딕" w:eastAsia="맑은 고딕"/>
+          <w:b w:val="0"/>
+          <w:sz w:val="21"/>
+        </w:rPr>
+        <w:t>1949년 ~ 현재</w:t>
+      </w:r>
+    </w:p>
+    <w:p>
+      <w:pPr>
+        <w:spacing w:line="324" w:lineRule="auto" w:after="80"/>
+      </w:pPr>
+      <w:r>
+        <w:rPr w:rFonts="맑은 고딕">
+          <w:rFonts w:ascii="맑은 고딕" w:hAnsi="맑은 고딕" w:eastAsia="맑은 고딕"/>
+          <w:b w:val="0"/>
+          <w:color w:val="6B7280"/>
+          <w:sz w:val="21"/>
+        </w:rPr>
+        <w:t xml:space="preserve">· </w:t>
+      </w:r>
+      <w:r>
+        <w:rPr w:rFonts="맑은 고딕">
+          <w:rFonts w:ascii="맑은 고딕" w:hAnsi="맑은 고딕" w:eastAsia="맑은 고딕"/>
+          <w:b/>
+          <w:color w:val="1F2937"/>
+          <w:sz w:val="21"/>
+        </w:rPr>
+        <w:t xml:space="preserve">그룹 소속: </w:t>
+      </w:r>
+      <w:r>
+        <w:rPr w:rFonts="맑은 고딕">
+          <w:rFonts w:ascii="맑은 고딕" w:hAnsi="맑은 고딕" w:eastAsia="맑은 고딕"/>
+          <w:b w:val="0"/>
+          <w:sz w:val="21"/>
+        </w:rPr>
+        <w:t>솔로 (Solo)</w:t>
+      </w:r>
+    </w:p>
+    <w:p>
+      <w:pPr>
+        <w:spacing w:line="324" w:lineRule="auto" w:after="80"/>
+      </w:pPr>
+      <w:r>
+        <w:rPr w:rFonts="맑은 고딕">
+          <w:rFonts w:ascii="맑은 고딕" w:hAnsi="맑은 고딕" w:eastAsia="맑은 고딕"/>
+          <w:b w:val="0"/>
+          <w:color w:val="6B7280"/>
+          <w:sz w:val="21"/>
+        </w:rPr>
+        <w:t xml:space="preserve">· </w:t>
+      </w:r>
+      <w:r>
+        <w:rPr w:rFonts="맑은 고딕">
+          <w:rFonts w:ascii="맑은 고딕" w:hAnsi="맑은 고딕" w:eastAsia="맑은 고딕"/>
+          <w:b/>
+          <w:color w:val="1F2937"/>
+          <w:sz w:val="21"/>
+        </w:rPr>
+        <w:t xml:space="preserve">아티스트 소개: </w:t>
+      </w:r>
+      <w:r>
+        <w:rPr w:rFonts="맑은 고딕">
+          <w:rFonts w:ascii="맑은 고딕" w:hAnsi="맑은 고딕" w:eastAsia="맑은 고딕"/>
+          <w:b w:val="0"/>
+          <w:sz w:val="21"/>
+        </w:rPr>
+        <w:t>그리스에서 태어나 독일과 프랑스를 넘나들며 다국어 가창으로 전 유럽을 사로잡은 비키 레안드로스는 샹송의 시적 서정미와 팝 발라드의 웅장함을 겸비한 세기의 디바입니다. 유로비전 송 콘테스트에서의 눈부신 활약과 함께 전 세계 1억 장 이상의 음반 판매고를 기록하며 20세기 유러피언 팝의 위대한 유산으로 칭송받고 있습니다.</w:t>
+      </w:r>
+    </w:p>
+    <w:p>
+      <w:pPr>
+        <w:spacing w:line="324" w:lineRule="auto" w:before="200" w:after="80"/>
+      </w:pPr>
+      <w:r>
+        <w:rPr w:rFonts="맑은 고딕">
+          <w:rFonts w:ascii="맑은 고딕" w:hAnsi="맑은 고딕" w:eastAsia="맑은 고딕"/>
+          <w:b/>
+          <w:color w:val="1E3A8A"/>
+          <w:sz w:val="24"/>
+        </w:rPr>
+        <w:t>3. 음반 상세 분석</w:t>
+      </w:r>
+    </w:p>
+    <w:p>
+      <w:pPr>
+        <w:spacing w:line="324" w:lineRule="auto" w:after="80"/>
+      </w:pPr>
+      <w:r>
+        <w:rPr w:rFonts="맑은 고딕">
+          <w:rFonts w:ascii="맑은 고딕" w:hAnsi="맑은 고딕" w:eastAsia="맑은 고딕"/>
+          <w:b w:val="0"/>
+          <w:color w:val="6B7280"/>
+          <w:sz w:val="21"/>
+        </w:rPr>
+        <w:t xml:space="preserve">· </w:t>
+      </w:r>
+      <w:r>
+        <w:rPr w:rFonts="맑은 고딕">
+          <w:rFonts w:ascii="맑은 고딕" w:hAnsi="맑은 고딕" w:eastAsia="맑은 고딕"/>
+          <w:b/>
+          <w:color w:val="1F2937"/>
+          <w:sz w:val="21"/>
+        </w:rPr>
+        <w:t xml:space="preserve">역사적 위치: </w:t>
+      </w:r>
+      <w:r>
+        <w:rPr w:rFonts="맑은 고딕">
+          <w:rFonts w:ascii="맑은 고딕" w:hAnsi="맑은 고딕" w:eastAsia="맑은 고딕"/>
+          <w:b w:val="0"/>
+          <w:sz w:val="21"/>
+        </w:rPr>
+        <w:t>포크 리바이벌의 기운과 유럽 전통 카바레·샹송 음악이 현대적인 팝 사운드와 아름답게 교차하던 시점에 탄생한 작품으로, 웰메이드 오케스트럴 팝이 도달할 수 있는 가장 고아하고 세련된 미학적 기준을 제시합니다.</w:t>
+      </w:r>
+    </w:p>
+    <w:p>
+      <w:pPr>
+        <w:spacing w:line="324" w:lineRule="auto" w:after="80"/>
+      </w:pPr>
+      <w:r>
+        <w:rPr w:rFonts="맑은 고딕">
+          <w:rFonts w:ascii="맑은 고딕" w:hAnsi="맑은 고딕" w:eastAsia="맑은 고딕"/>
+          <w:b w:val="0"/>
+          <w:color w:val="6B7280"/>
+          <w:sz w:val="21"/>
+        </w:rPr>
+        <w:t xml:space="preserve">· </w:t>
+      </w:r>
+      <w:r>
+        <w:rPr w:rFonts="맑은 고딕">
+          <w:rFonts w:ascii="맑은 고딕" w:hAnsi="맑은 고딕" w:eastAsia="맑은 고딕"/>
+          <w:b/>
+          <w:color w:val="1F2937"/>
+          <w:sz w:val="21"/>
+        </w:rPr>
+        <w:t xml:space="preserve">시대의 흔적(스토리텔링): </w:t>
+      </w:r>
+      <w:r>
+        <w:rPr w:rFonts="맑은 고딕">
+          <w:rFonts w:ascii="맑은 고딕" w:hAnsi="맑은 고딕" w:eastAsia="맑은 고딕"/>
+          <w:b w:val="0"/>
+          <w:sz w:val="21"/>
+        </w:rPr>
+        <w:t>급변하는 1960년대 말의 격동기 속에서 청춘의 순수함과 상실, 그리고 지난 세월에 대한 애잔한 그리움을 갈망하던 전 세계 청년들의 마음에 깊은 위로를 건네며, 당시 유럽의 유서 깊은 카페와 살롱을 가득 채웠던 낭만적 공기를 생생하게 증언합니다.</w:t>
+      </w:r>
+    </w:p>
+    <w:p>
+      <w:pPr>
+        <w:spacing w:line="324" w:lineRule="auto" w:before="200" w:after="80"/>
+      </w:pPr>
+      <w:r>
+        <w:rPr w:rFonts="맑은 고딕">
+          <w:rFonts w:ascii="맑은 고딕" w:hAnsi="맑은 고딕" w:eastAsia="맑은 고딕"/>
+          <w:b/>
+          <w:color w:val="1E3A8A"/>
+          <w:sz w:val="24"/>
+        </w:rPr>
+        <w:t>4. 주요 수록곡 및 감상 제언</w:t>
+      </w:r>
+    </w:p>
+    <w:p>
+      <w:pPr>
+        <w:spacing w:line="324" w:lineRule="auto" w:after="80"/>
+      </w:pPr>
+      <w:r>
+        <w:rPr w:rFonts="맑은 고딕">
+          <w:rFonts w:ascii="맑은 고딕" w:hAnsi="맑은 고딕" w:eastAsia="맑은 고딕"/>
+          <w:b w:val="0"/>
+          <w:color w:val="6B7280"/>
+          <w:sz w:val="21"/>
+        </w:rPr>
+        <w:t xml:space="preserve">· </w:t>
+      </w:r>
+      <w:r>
+        <w:rPr w:rFonts="맑은 고딕">
+          <w:rFonts w:ascii="맑은 고딕" w:hAnsi="맑은 고딕" w:eastAsia="맑은 고딕"/>
+          <w:b/>
+          <w:color w:val="1F2937"/>
+          <w:sz w:val="21"/>
+        </w:rPr>
+        <w:t xml:space="preserve">주요 수록곡 특징: </w:t>
+      </w:r>
+      <w:r>
+        <w:rPr w:rFonts="맑은 고딕">
+          <w:rFonts w:ascii="맑은 고딕" w:hAnsi="맑은 고딕" w:eastAsia="맑은 고딕"/>
+          <w:b w:val="0"/>
+          <w:sz w:val="21"/>
+        </w:rPr>
+        <w:t>러시아 민요의 서사적 멜로디에 비키 특유의 비장미와 청초한 음색이 조화를 이룬 타이틀곡 'Those Were The Days'는 축제와도 같은 환희 뒤에 찾아오는 짙은 슬픔을 완벽히 포착하며, 수록된 유러피언 발라드들은 절제미와 드라마틱한 감정 분출이 교차하는 보컬의 정수를 들려줍니다.</w:t>
+      </w:r>
+    </w:p>
+    <w:p>
+      <w:pPr>
+        <w:spacing w:line="324" w:lineRule="auto" w:after="80"/>
+      </w:pPr>
+      <w:r>
+        <w:rPr w:rFonts="맑은 고딕">
+          <w:rFonts w:ascii="맑은 고딕" w:hAnsi="맑은 고딕" w:eastAsia="맑은 고딕"/>
+          <w:b w:val="0"/>
+          <w:color w:val="6B7280"/>
+          <w:sz w:val="21"/>
+        </w:rPr>
+        <w:t xml:space="preserve">· </w:t>
+      </w:r>
+      <w:r>
+        <w:rPr w:rFonts="맑은 고딕">
+          <w:rFonts w:ascii="맑은 고딕" w:hAnsi="맑은 고딕" w:eastAsia="맑은 고딕"/>
+          <w:b/>
+          <w:color w:val="1F2937"/>
+          <w:sz w:val="21"/>
+        </w:rPr>
+        <w:t xml:space="preserve">빈티지 감상 제언: </w:t>
+      </w:r>
+      <w:r>
+        <w:rPr w:rFonts="맑은 고딕">
+          <w:rFonts w:ascii="맑은 고딕" w:hAnsi="맑은 고딕" w:eastAsia="맑은 고딕"/>
+          <w:b w:val="0"/>
+          <w:sz w:val="21"/>
+        </w:rPr>
+        <w:t>그루브를 스치는 바늘의 마찰음 사이로 퍼져 나오는 아날로그 사운드는 진공관 앰프의 부드러운 배음과 어우러질 때 보컬의 숨결과 어쿠스틱 현악기의 현장감을 극대화하여 마치 눈앞에서 디바의 무대를 감상하는 듯한 공간감을 연출합니다.</w:t>
+      </w:r>
+    </w:p>
+    <w:p>
+      <w:pPr>
+        <w:spacing w:line="324" w:lineRule="auto" w:after="80"/>
+      </w:pPr>
+      <w:r>
+        <w:rPr w:rFonts="맑은 고딕">
+          <w:rFonts w:ascii="맑은 고딕" w:hAnsi="맑은 고딕" w:eastAsia="맑은 고딕"/>
+          <w:b w:val="0"/>
+          <w:color w:val="6B7280"/>
+          <w:sz w:val="21"/>
+        </w:rPr>
+        <w:t xml:space="preserve">· </w:t>
+      </w:r>
+      <w:r>
+        <w:rPr w:rFonts="맑은 고딕">
+          <w:rFonts w:ascii="맑은 고딕" w:hAnsi="맑은 고딕" w:eastAsia="맑은 고딕"/>
+          <w:b/>
+          <w:color w:val="1F2937"/>
+          <w:sz w:val="21"/>
+        </w:rPr>
+        <w:t xml:space="preserve">소장 가치: </w:t>
+      </w:r>
+      <w:r>
+        <w:rPr w:rFonts="맑은 고딕">
+          <w:rFonts w:ascii="맑은 고딕" w:hAnsi="맑은 고딕" w:eastAsia="맑은 고딕"/>
+          <w:b w:val="0"/>
+          <w:sz w:val="21"/>
+        </w:rPr>
+        <w:t>유러피언 팝 황금기의 탁월한 레코딩 퀄리티와 시대를 풍미한 전설적 가수의 최전성기 기량이 고스란히 보존된 음반으로, 클래식과 정통 팝을 아끼는 LP 애호가들에게 영구히 빛을 발할 필청 아날로그 라이브러리입니다.</w:t>
+      </w:r>
+    </w:p>
+    <w:p>
+      <w:pPr>
+        <w:spacing w:line="324" w:lineRule="auto" w:after="120" w:before="160"/>
+      </w:pPr>
+      <w:r>
+        <w:rPr w:rFonts="맑은 고딕">
+          <w:rFonts w:ascii="맑은 고딕" w:hAnsi="맑은 고딕" w:eastAsia="맑은 고딕"/>
+          <w:b/>
+          <w:color w:val="4338CA"/>
+          <w:sz w:val="21"/>
+        </w:rPr>
+        <w:t>이 음반을 통해 가슴 저편에 묻어둔 눈부신 청춘의 기억과 아날로그 선율이 전해주는 감동을 다시 한번 경험해 보시는 것은 어떨까요?</w:t>
       </w:r>
     </w:p>
     <w:sectPr>
       <w:pgSz w:w="12240" w:h="15840"/>
-      <w:pgMar w:top="1440" w:right="1440" w:bottom="1440" w:left="1440" w:header="720" w:footer="720" w:gutter="0"/>
+      <w:pgMar w:top="1152" w:right="1296" w:bottom="1152" w:left="1296" w:header="720" w:footer="720" w:gutter="0"/>
       <w:cols w:space="720"/>
       <w:docGrid w:linePitch="360"/>
     </w:sectPr>

--- a/word_reports/LP_0369_위치_368_Vicky Leandros_Those Were.docx
+++ b/word_reports/LP_0369_위치_368_Vicky Leandros_Those Were.docx
@@ -32,7 +32,7 @@
     </w:p>
     <w:p>
       <w:pPr>
-        <w:spacing w:line="324" w:lineRule="auto" w:before="80" w:after="160"/>
+        <w:spacing w:line="324" w:lineRule="auto" w:before="80" w:after="120"/>
       </w:pPr>
       <w:r>
         <w:rPr w:rFonts="맑은 고딕">
@@ -42,13 +42,6 @@
           <w:sz w:val="22"/>
         </w:rPr>
         <w:t xml:space="preserve">[음반 소개] </w:t>
-      </w:r>
-      <w:r>
-        <w:rPr w:rFonts="맑은 고딕">
-          <w:rFonts w:ascii="맑은 고딕" w:hAnsi="맑은 고딕" w:eastAsia="맑은 고딕"/>
-          <w:b w:val="0"/>
-          <w:sz w:val="21"/>
-        </w:rPr>
       </w:r>
     </w:p>
     <w:p>
@@ -61,7 +54,33 @@
           <w:b w:val="0"/>
           <w:sz w:val="21"/>
         </w:rPr>
-        <w:t>지중해의 따사로운 햇살과 유럽 대륙의 고혹적인 낭만을 오롯이 머금은 비키 레안드로스의 목소리는 시대를 초월하여 우리의 가슴을 촉촉하게 적십니다. 1960년대 후반 유러피언 팝의 정취를 집대성한 본 음반 *Those Were The Days*는 청춘의 눈부신 환희와 지나간 날들에 대한 아련한 노스탤지어를 극진한 품격으로 길어 올린 명반입니다. 유려한 오케스트레이션과 그녀의 드라마틱한 가창이 빚어내는 서정적 울림은 한 세대의 감수성을 관통하며 깊은 감정의 정화를 선사합니다. 턴테이블의 바늘 끝을 타고 흐르는 우아한 선율은 아득한 과거의 가장 빛나던 순간으로 청자를 조용히 이끕니다.</w:t>
+        <w:t>지중해의 푸른 바람과 대륙의 고전적 기품을 한 몸에 품은 보컬리스트 비키 레안드로스(Vicky Leandros)의 앨범 《Those Were The Days》는 1960년대 후반, 유럽 팝 음악계가 도달했던 가장 우아하고 찬란한 서정의 극치를 대변하는 명반입니다. 그리스 태생의 이 비범한 디바는 유러피언 팝 특유의 낭만적인 멜로디 라인 위에 특유의 짙은 애수와 따스한 공명을 불어넣으며, 당대 영미권 록 음악의 거친 파도 속에서도 샹송과 칸초네, 그리고 팝 오케스트레이션이 빚어내는 고결한 음악적 안식처를 전 세계 음악 애호가들에게 선사했습니다.</w:t>
+      </w:r>
+    </w:p>
+    <w:p>
+      <w:pPr>
+        <w:spacing w:line="324" w:lineRule="auto" w:after="120"/>
+      </w:pPr>
+      <w:r>
+        <w:rPr w:rFonts="맑은 고딕">
+          <w:rFonts w:ascii="맑은 고딕" w:hAnsi="맑은 고딕" w:eastAsia="맑은 고딕"/>
+          <w:b w:val="0"/>
+          <w:sz w:val="21"/>
+        </w:rPr>
+        <w:t>이 음반은 타이틀곡 ‘Those Were The Days’를 필두로, 지나간 청춘의 찬란함과 세월의 덧없음을 관조하는 인간 내면의 근원적 노스탤지어를 관통합니다. 러시아 민요에 뿌리를 둔 멜로디에 영미식 포크 팝의 정취를 덧입히고, 이를 비키 레안드로스만의 독보적인 다국어 감수성과 드라마틱한 발성으로 재해석한 이 작품은 단순한 번안곡 모음집의 한계를 가볍게 뛰어넘습니다. 그녀의 목소리는 때로는 아스라한 안개처럼 부드럽고, 때로는 가슴 밑바닥을 뒤흔드는 비장미로 휘몰아치며 듣는 이로 하여금 잃어버린 젊은 날의 찬가 속으로 빠져들게 만듭니다.</w:t>
+      </w:r>
+    </w:p>
+    <w:p>
+      <w:pPr>
+        <w:spacing w:line="324" w:lineRule="auto" w:after="120"/>
+      </w:pPr>
+      <w:r>
+        <w:rPr w:rFonts="맑은 고딕">
+          <w:rFonts w:ascii="맑은 고딕" w:hAnsi="맑은 고딕" w:eastAsia="맑은 고딕"/>
+          <w:b w:val="0"/>
+          <w:sz w:val="21"/>
+        </w:rPr>
+        <w:t>대중음악사적으로 이 앨범은 1960년대 유로비전 송 콘테스트를 통해 확립된 범유럽적 팝 스탠더드가 상업적 성공과 예술적 깊이를 동시에 획득한 결정적 순간을 기록하고 있습니다. 언어와 국경의 장벽을 허물고 유럽 각국과 아시아, 남미에 이르기까지 폭넓은 사랑을 받은 이 작품은, 유행에 휩쓸리지 않는 정통 오케스트럴 팝 사운드의 가치를 웅변합니다. 세월이 흐른 오늘날에도 이 음반이 전해주는 온기와 서정적 울림은 아날로그 그루브의 미세한 떨림 속에서 여전히 빛바래지 않는 황금빛 추억으로 되살아나고 있습니다.</w:t>
       </w:r>
     </w:p>
     <w:p>
@@ -168,7 +187,7 @@
           <w:b w:val="0"/>
           <w:sz w:val="21"/>
         </w:rPr>
-        <w:t>1960년대 후반 세계적인 반향을 일으킨 명곡을 표제작으로 삼아 필립스(Philips) 레이블을 중심으로 유럽 및 글로벌 시장에 발매된 정규 앨범으로, 샹송의 우아함과 팝의 대중성을 이상적으로 융합한 역사적 작품입니다.</w:t>
+        <w:t>1968~1969년 필립스(Philips) 레이블을 통해 전 세계 발매된 음반으로, 유럽 대륙의 샹송/팝 감성과 영미권 스탠더드 팝을 우아한 관현악 편곡으로 결합하여 비키 레안드로스의 국제적 위상을 확립한 명반입니다.</w:t>
       </w:r>
     </w:p>
     <w:p>
@@ -199,7 +218,7 @@
           <w:b w:val="0"/>
           <w:sz w:val="21"/>
         </w:rPr>
-        <w:t>발매 직후 유럽 각국의 주요 앨범 차트 최상위권을 휩쓸고 영국, 일본을 비롯한 전 세계 시장에서 수백만 장의 판매고를 기록하며 다수의 골드 레코드를 달성한 메가 히트 음반입니다.</w:t>
+        <w:t>발매 직후 독일, 프랑스, 일본, 영국 등 전 세계 주요 음반 차트 상위권에 랭크되었으며, 밀리언셀러를 기록하며 유럽 팝 역사상 가장 광범위한 다국적 성공을 거둔 앨범 중 하나로 기록되었습니다.</w:t>
       </w:r>
     </w:p>
     <w:p>
@@ -230,7 +249,7 @@
           <w:b w:val="0"/>
           <w:sz w:val="21"/>
         </w:rPr>
-        <w:t>유로비전 송 콘테스트를 통해 확립된 세계적인 디바로서의 위상을 공고히 하며, 다수의 인터내셔널 음반 차트 석권 및 골든 레코드 트로피를 수상하여 대중성과 예술성을 공인받았습니다.</w:t>
+        <w:t>유럽 각국의 골든 레코드(Golden Record) 인증을 다수 획득하였으며, 1967년 유로비전 송 콘테스트의 성공(L'amour est bleu)에 이어 그녀의 황금기를 대표하는 음악적 성과로 음악 평단의 극찬을 받았습니다.</w:t>
       </w:r>
     </w:p>
     <w:p>
@@ -275,7 +294,7 @@
           <w:b w:val="0"/>
           <w:sz w:val="21"/>
         </w:rPr>
-        <w:t>그리스 (Greece)</w:t>
+        <w:t>그리스 (활동 중심지: 독일, 룩셈부르크, 프랑스)</w:t>
       </w:r>
     </w:p>
     <w:p>
@@ -306,7 +325,7 @@
           <w:b w:val="0"/>
           <w:sz w:val="21"/>
         </w:rPr>
-        <w:t>1949년 ~ 현재</w:t>
+        <w:t>1952년 8월 23일 출생 (현재 생존)</w:t>
       </w:r>
     </w:p>
     <w:p>
@@ -337,7 +356,7 @@
           <w:b w:val="0"/>
           <w:sz w:val="21"/>
         </w:rPr>
-        <w:t>솔로 (Solo)</w:t>
+        <w:t>솔로</w:t>
       </w:r>
     </w:p>
     <w:p>
@@ -368,7 +387,7 @@
           <w:b w:val="0"/>
           <w:sz w:val="21"/>
         </w:rPr>
-        <w:t>그리스에서 태어나 독일과 프랑스를 넘나들며 다국어 가창으로 전 유럽을 사로잡은 비키 레안드로스는 샹송의 시적 서정미와 팝 발라드의 웅장함을 겸비한 세기의 디바입니다. 유로비전 송 콘테스트에서의 눈부신 활약과 함께 전 세계 1억 장 이상의 음반 판매고를 기록하며 20세기 유러피언 팝의 위대한 유산으로 칭송받고 있습니다.</w:t>
+        <w:t>비키 레안드로스는 지중해의 깊은 우수와 세련된 서유럽 팝의 미학을 완벽하게 융합한 범유럽 최고의 디바입니다. 탁월한 언어적 재능과 호소력 짙은 보이스로 샹송, 팝, 민요를 아우르며 유로비전 송 콘테스트를 석권하고 전 세계 1억 장 이상의 음반 판매고를 기록한 20세기 유러피언 팝의 전설입니다.</w:t>
       </w:r>
     </w:p>
     <w:p>
@@ -413,7 +432,7 @@
           <w:b w:val="0"/>
           <w:sz w:val="21"/>
         </w:rPr>
-        <w:t>포크 리바이벌의 기운과 유럽 전통 카바레·샹송 음악이 현대적인 팝 사운드와 아름답게 교차하던 시점에 탄생한 작품으로, 웰메이드 오케스트럴 팝이 도달할 수 있는 가장 고아하고 세련된 미학적 기준을 제시합니다.</w:t>
+        <w:t>1960년대 후반 록 르네상스의 격동기 속에서 클래시컬한 오케스트레이션과 멜로딕 팝의 순수성을 지켜낸 기념비적 작품입니다. 대륙적 스케일의 편곡과 비키 레안드로스의 드라마틱한 가창력이 완벽한 균형을 이루며, 크로스오버 유러피언 보컬 앨범의 교과서적인 완성도를 보여줍니다.</w:t>
       </w:r>
     </w:p>
     <w:p>
@@ -444,7 +463,7 @@
           <w:b w:val="0"/>
           <w:sz w:val="21"/>
         </w:rPr>
-        <w:t>급변하는 1960년대 말의 격동기 속에서 청춘의 순수함과 상실, 그리고 지난 세월에 대한 애잔한 그리움을 갈망하던 전 세계 청년들의 마음에 깊은 위로를 건네며, 당시 유럽의 유서 깊은 카페와 살롱을 가득 채웠던 낭만적 공기를 생생하게 증언합니다.</w:t>
+        <w:t>격변과 변혁의 물결이 휘감던 1960년대 말, 젊은이들의 가슴속에 깃들어 있던 낭만과 상실감, 그리고 지나간 시절에 대한 아련한 동경을 고스란히 담아냈습니다. 살롱과 카바레, 축제의 밤거리에서 울려 퍼지던 청춘의 숨결이 유려한 멜로디 속에 박제되어 당시의 서정적 공기를 생생하게 증언합니다.</w:t>
       </w:r>
     </w:p>
     <w:p>
@@ -489,7 +508,7 @@
           <w:b w:val="0"/>
           <w:sz w:val="21"/>
         </w:rPr>
-        <w:t>러시아 민요의 서사적 멜로디에 비키 특유의 비장미와 청초한 음색이 조화를 이룬 타이틀곡 'Those Were The Days'는 축제와도 같은 환희 뒤에 찾아오는 짙은 슬픔을 완벽히 포착하며, 수록된 유러피언 발라드들은 절제미와 드라마틱한 감정 분출이 교차하는 보컬의 정수를 들려줍니다.</w:t>
+        <w:t>메인 타이틀 ‘Those Were The Days’는 템포의 완급 조절과 극적인 코러스, 비키의 격정적인 보컬이 어우러져 깊은 회한과 생명력을 뿜어냅니다. 그 외에도 그녀의 시그니처 멜로디가 돋보이는 발라드 트랙들은 현악 오케스트라의 풍성한 배음과 애잔한 멜랑콜리를 여과 없이 전달하며 긴 여운을 남깁니다.</w:t>
       </w:r>
     </w:p>
     <w:p>
@@ -520,7 +539,7 @@
           <w:b w:val="0"/>
           <w:sz w:val="21"/>
         </w:rPr>
-        <w:t>그루브를 스치는 바늘의 마찰음 사이로 퍼져 나오는 아날로그 사운드는 진공관 앰프의 부드러운 배음과 어우러질 때 보컬의 숨결과 어쿠스틱 현악기의 현장감을 극대화하여 마치 눈앞에서 디바의 무대를 감상하는 듯한 공간감을 연출합니다.</w:t>
+        <w:t>필립스 프레싱 특유의 정교한 밸런스와 진공관 앰프의 온기가 결합할 때 비키 레안드로스의 중저음 질감과 바이올린 섹션의 결이 가장 매혹적으로 살아납니다. 카트리지가 턴테이블 위를 주행하며 만들어내는 은은한 아날로그 사운드는 촛불 하나를 켜둔 야간 감상에서 황홀한 공간감을 연출합니다.</w:t>
       </w:r>
     </w:p>
     <w:p>
@@ -551,7 +570,7 @@
           <w:b w:val="0"/>
           <w:sz w:val="21"/>
         </w:rPr>
-        <w:t>유러피언 팝 황금기의 탁월한 레코딩 퀄리티와 시대를 풍미한 전설적 가수의 최전성기 기량이 고스란히 보존된 음반으로, 클래식과 정통 팝을 아끼는 LP 애호가들에게 영구히 빛을 발할 필청 아날로그 라이브러리입니다.</w:t>
+        <w:t>유러피언 팝 황금기의 아날로그 마스터링 기술과 비키 레안드로스 전성기 미성을 오리지널 바이닐의 결로 온전히 소유할 수 있는 컬렉터스 아이템으로, 클래식과 월드팝, 스탠더드 보컬을 사랑하는 모든 오디오파일에게 필청의 소장 가치를 지닙니다.</w:t>
       </w:r>
     </w:p>
     <w:p>
@@ -565,7 +584,7 @@
           <w:color w:val="4338CA"/>
           <w:sz w:val="21"/>
         </w:rPr>
-        <w:t>이 음반을 통해 가슴 저편에 묻어둔 눈부신 청춘의 기억과 아날로그 선율이 전해주는 감동을 다시 한번 경험해 보시는 것은 어떨까요?</w:t>
+        <w:t>이 음반을 통해 아날로그 바늘 끝에서 피어나는 아련한 청춘의 기억과 낭만주의 유러피언 팝이 전해주는 감동을 다시 한번 경험해 보시는 것은 어떨까요?</w:t>
       </w:r>
     </w:p>
     <w:sectPr>
